--- a/assets/downloads/simulation-3/instructions-for-ems-all-situations.docx
+++ b/assets/downloads/simulation-3/instructions-for-ems-all-situations.docx
@@ -358,7 +358,23 @@
           <w:rFonts w:ascii="Aptos" w:hAnsi="Aptos" w:cs="Aptos" w:eastAsia="Aptos"/>
           <w:color w:val="000000"/>
         </w:rPr>
-        <w:t>How many times have you shocked?</w:t>
+        <w:t xml:space="preserve">How many times have you </w:t>
+      </w:r>
+      <w:proofErr w:type="gramStart"/>
+      <w:r>
+        <w:rPr>
+          <w:rFonts w:ascii="Aptos" w:hAnsi="Aptos" w:cs="Aptos" w:eastAsia="Aptos"/>
+          <w:color w:val="000000"/>
+        </w:rPr>
+        <w:t>shocked</w:t>
+      </w:r>
+      <w:proofErr w:type="gramEnd"/>
+      <w:r>
+        <w:rPr>
+          <w:rFonts w:ascii="Aptos" w:hAnsi="Aptos" w:cs="Aptos" w:eastAsia="Aptos"/>
+          <w:color w:val="000000"/>
+        </w:rPr>
+        <w:t>?</w:t>
       </w:r>
     </w:p>
     <w:p>
@@ -516,7 +532,7 @@
         <w:i/>
         <w:sz w:val="18"/>
       </w:rPr>
-      <w:t>Clinical Simulations for the Athletic Trainer HKPropel Access</w:t>
+      <w:t>Clinical Simulations for the Athletic Trainer Instructor Guide</w:t>
     </w:r>
     <w:r>
       <w:rPr>
